--- a/docs/local/DOCX/_4e_T1_004.docx
+++ b/docs/local/DOCX/_4e_T1_004.docx
@@ -275,6 +275,8 @@
               <w:jc w:val="both"/>
               <w:rPr>
                 <w:rFonts w:ascii="Aptos" w:hAnsi="Aptos"/>
+                <w:sz w:val="21"/>
+                <w:szCs w:val="21"/>
               </w:rPr>
             </w:pPr>
             <w:r>
@@ -282,6 +284,8 @@
                 <w:rFonts w:ascii="Aptos" w:hAnsi="Aptos"/>
                 <w:i/>
                 <w:iCs/>
+                <w:sz w:val="22"/>
+                <w:szCs w:val="22"/>
                 <w:u w:val="single"/>
               </w:rPr>
               <w:t>Capacités</w:t>
@@ -289,14 +293,98 @@
             <w:r>
               <w:rPr>
                 <w:rFonts w:ascii="Aptos" w:hAnsi="Aptos"/>
+                <w:sz w:val="21"/>
+                <w:szCs w:val="21"/>
               </w:rPr>
               <w:t xml:space="preserve"> </w:t>
             </w:r>
             <w:r>
               <w:rPr>
                 <w:rFonts w:ascii="Aptos" w:hAnsi="Aptos"/>
-              </w:rPr>
-              <w:t>Pratiquer des démarches scientifiques, interpréter des résultats et en tirer des conclusions.</w:t>
+                <w:sz w:val="22"/>
+                <w:szCs w:val="22"/>
+              </w:rPr>
+              <w:t>Traduire</w:t>
+            </w:r>
+            <w:r>
+              <w:rPr>
+                <w:rFonts w:ascii="Aptos" w:hAnsi="Aptos"/>
+                <w:sz w:val="21"/>
+                <w:szCs w:val="21"/>
+              </w:rPr>
+              <w:t xml:space="preserve"> en </w:t>
+            </w:r>
+            <w:r>
+              <w:rPr>
+                <w:rFonts w:ascii="Aptos" w:hAnsi="Aptos"/>
+                <w:sz w:val="22"/>
+                <w:szCs w:val="22"/>
+              </w:rPr>
+              <w:t>langage scientifique</w:t>
+            </w:r>
+            <w:r>
+              <w:rPr>
+                <w:rFonts w:ascii="Aptos" w:hAnsi="Aptos"/>
+                <w:sz w:val="21"/>
+                <w:szCs w:val="21"/>
+              </w:rPr>
+              <w:t xml:space="preserve"> une situation réelle (</w:t>
+            </w:r>
+            <w:r>
+              <w:rPr>
+                <w:rFonts w:ascii="Aptos" w:hAnsi="Aptos"/>
+                <w:sz w:val="22"/>
+                <w:szCs w:val="22"/>
+              </w:rPr>
+              <w:t>à l’aide</w:t>
+            </w:r>
+            <w:r>
+              <w:rPr>
+                <w:rFonts w:ascii="Aptos" w:hAnsi="Aptos"/>
+                <w:sz w:val="21"/>
+                <w:szCs w:val="21"/>
+              </w:rPr>
+              <w:t xml:space="preserve"> de dessins d'observation</w:t>
+            </w:r>
+            <w:r>
+              <w:rPr>
+                <w:rFonts w:ascii="Aptos" w:hAnsi="Aptos"/>
+                <w:sz w:val="21"/>
+                <w:szCs w:val="21"/>
+              </w:rPr>
+              <w:t xml:space="preserve"> et</w:t>
+            </w:r>
+            <w:r>
+              <w:rPr>
+                <w:rFonts w:ascii="Aptos" w:hAnsi="Aptos"/>
+                <w:sz w:val="21"/>
+                <w:szCs w:val="21"/>
+              </w:rPr>
+              <w:t xml:space="preserve"> </w:t>
+            </w:r>
+            <w:r>
+              <w:rPr>
+                <w:rFonts w:ascii="Aptos" w:hAnsi="Aptos"/>
+                <w:sz w:val="22"/>
+                <w:szCs w:val="22"/>
+              </w:rPr>
+              <w:t>de graphiques</w:t>
+            </w:r>
+            <w:r>
+              <w:rPr>
+                <w:rFonts w:ascii="Aptos" w:hAnsi="Aptos"/>
+                <w:sz w:val="21"/>
+                <w:szCs w:val="21"/>
+              </w:rPr>
+              <w:t>)</w:t>
+            </w:r>
+            <w:r>
+              <w:rPr>
+                <w:rFonts w:ascii="Aptos" w:hAnsi="Aptos"/>
+                <w:sz w:val="21"/>
+                <w:szCs w:val="21"/>
+              </w:rPr>
+              <w:t>.</w:t>
             </w:r>
           </w:p>
         </w:tc>
@@ -328,7 +416,23 @@
           <w:sz w:val="28"/>
           <w:szCs w:val="28"/>
         </w:rPr>
-        <w:t>Travail Pratique II (</w:t>
+        <w:t>Travail Pratique II</w:t>
+      </w:r>
+      <w:r>
+        <w:rPr>
+          <w:rFonts w:ascii="Aptos" w:hAnsi="Aptos"/>
+          <w:sz w:val="28"/>
+          <w:szCs w:val="28"/>
+        </w:rPr>
+        <w:t>I</w:t>
+      </w:r>
+      <w:r>
+        <w:rPr>
+          <w:rFonts w:ascii="Aptos" w:hAnsi="Aptos"/>
+          <w:sz w:val="28"/>
+          <w:szCs w:val="28"/>
+        </w:rPr>
+        <w:t xml:space="preserve"> (</w:t>
       </w:r>
       <m:oMath>
         <m:r>
@@ -340,7 +444,18 @@
             <w:sz w:val="28"/>
             <w:szCs w:val="28"/>
           </w:rPr>
-          <m:t>TP 2</m:t>
+          <m:t>TP </m:t>
+        </m:r>
+        <m:r>
+          <m:rPr>
+            <m:nor/>
+          </m:rPr>
+          <w:rPr>
+            <w:rFonts w:ascii="Cambria Math" w:hAnsi="Cambria Math"/>
+            <w:sz w:val="28"/>
+            <w:szCs w:val="28"/>
+          </w:rPr>
+          <m:t>3</m:t>
         </m:r>
       </m:oMath>
       <w:r>
@@ -380,7 +495,7 @@
           </w:tcPr>
           <w:p>
             <w:pPr>
-              <w:jc w:val="center"/>
+              <w:jc w:val="both"/>
               <w:rPr>
                 <w:rFonts w:ascii="Aptos" w:hAnsi="Aptos"/>
               </w:rPr>
@@ -388,32 +503,75 @@
             <w:r>
               <w:rPr>
                 <w:rFonts w:ascii="Aptos" w:hAnsi="Aptos"/>
-              </w:rPr>
-              <w:t xml:space="preserve">Question de départ : </w:t>
+                <w:i/>
+                <w:iCs/>
+                <w:sz w:val="26"/>
+                <w:szCs w:val="26"/>
+                <w:u w:val="single"/>
+              </w:rPr>
+              <w:t>Question de départ</w:t>
             </w:r>
             <w:r>
               <w:rPr>
                 <w:rFonts w:ascii="Aptos" w:hAnsi="Aptos"/>
-                <w:i/>
-                <w:iCs/>
-              </w:rPr>
-              <w:t xml:space="preserve">La masse se conserve-t-elle lors de la fusion </w:t>
+              </w:rPr>
+              <w:t xml:space="preserve"> </w:t>
             </w:r>
             <w:r>
               <w:rPr>
                 <w:rFonts w:ascii="Aptos" w:hAnsi="Aptos"/>
-                <w:i/>
-                <w:iCs/>
-              </w:rPr>
-              <w:t xml:space="preserve">de l’eau </w:t>
+              </w:rPr>
+              <w:t xml:space="preserve">Lorsqu'on </w:t>
             </w:r>
             <w:r>
               <w:rPr>
                 <w:rFonts w:ascii="Aptos" w:hAnsi="Aptos"/>
-                <w:i/>
-                <w:iCs/>
-              </w:rPr>
-              <w:t>?</w:t>
+                <w:sz w:val="26"/>
+                <w:szCs w:val="26"/>
+              </w:rPr>
+              <w:t>laisse fondre</w:t>
+            </w:r>
+            <w:r>
+              <w:rPr>
+                <w:rFonts w:ascii="Aptos" w:hAnsi="Aptos"/>
+              </w:rPr>
+              <w:t xml:space="preserve"> des glaçons d'eau distillée, </w:t>
+            </w:r>
+            <w:r>
+              <w:rPr>
+                <w:rFonts w:ascii="Aptos" w:hAnsi="Aptos"/>
+                <w:sz w:val="26"/>
+                <w:szCs w:val="26"/>
+              </w:rPr>
+              <w:t>leur température</w:t>
+            </w:r>
+            <w:r>
+              <w:rPr>
+                <w:rFonts w:ascii="Aptos" w:hAnsi="Aptos"/>
+              </w:rPr>
+              <w:t xml:space="preserve"> </w:t>
+            </w:r>
+            <w:r>
+              <w:rPr>
+                <w:rFonts w:ascii="Aptos" w:hAnsi="Aptos"/>
+                <w:sz w:val="26"/>
+                <w:szCs w:val="26"/>
+              </w:rPr>
+              <w:t>augmente-t-elle</w:t>
+            </w:r>
+            <w:r>
+              <w:rPr>
+                <w:rFonts w:ascii="Aptos" w:hAnsi="Aptos"/>
+              </w:rPr>
+              <w:t xml:space="preserve"> régulièrement jusqu'à ce que toute </w:t>
+            </w:r>
+            <w:r>
+              <w:rPr>
+                <w:rFonts w:ascii="Aptos" w:hAnsi="Aptos"/>
+                <w:sz w:val="26"/>
+                <w:szCs w:val="26"/>
+              </w:rPr>
+              <w:t>la glace ait fondu ?</w:t>
             </w:r>
           </w:p>
         </w:tc>
@@ -429,15 +587,249 @@
           <w:i/>
           <w:iCs/>
           <w:color w:val="0070C0"/>
-          <w:sz w:val="22"/>
-          <w:szCs w:val="22"/>
+          <w:sz w:val="15"/>
+          <w:szCs w:val="15"/>
           <w:u w:val="single"/>
         </w:rPr>
       </w:pPr>
     </w:p>
     <w:p>
       <w:pPr>
-        <w:spacing w:line="276" w:lineRule="auto"/>
+        <w:spacing w:before="100" w:beforeAutospacing="1" w:after="100" w:afterAutospacing="1" w:line="276" w:lineRule="auto"/>
+        <w:ind w:firstLine="360"/>
+        <w:rPr>
+          <w:rFonts w:asciiTheme="minorHAnsi" w:hAnsiTheme="minorHAnsi" w:cstheme="minorHAnsi"/>
+        </w:rPr>
+      </w:pPr>
+      <w:r>
+        <w:rPr>
+          <w:rFonts w:asciiTheme="minorHAnsi" w:hAnsiTheme="minorHAnsi" w:cstheme="minorHAnsi"/>
+        </w:rPr>
+        <w:t xml:space="preserve">1. </w:t>
+      </w:r>
+      <w:r>
+        <w:rPr>
+          <w:rFonts w:asciiTheme="minorHAnsi" w:hAnsiTheme="minorHAnsi" w:cstheme="minorHAnsi"/>
+        </w:rPr>
+        <w:tab/>
+      </w:r>
+      <w:r>
+        <w:rPr>
+          <w:rFonts w:asciiTheme="minorHAnsi" w:hAnsiTheme="minorHAnsi" w:cstheme="minorHAnsi"/>
+        </w:rPr>
+        <w:t>Propose un protocole expérimental permettant de répondre à la question posée.</w:t>
+      </w:r>
+    </w:p>
+    <w:p>
+      <w:pPr>
+        <w:numPr>
+          <w:ilvl w:val="0"/>
+          <w:numId w:val="5"/>
+        </w:numPr>
+        <w:spacing w:before="100" w:beforeAutospacing="1" w:after="100" w:afterAutospacing="1" w:line="276" w:lineRule="auto"/>
+        <w:rPr>
+          <w:rFonts w:asciiTheme="minorHAnsi" w:hAnsiTheme="minorHAnsi" w:cstheme="minorHAnsi"/>
+        </w:rPr>
+      </w:pPr>
+      <w:r>
+        <w:rPr>
+          <w:rFonts w:asciiTheme="minorHAnsi" w:hAnsiTheme="minorHAnsi" w:cstheme="minorHAnsi"/>
+        </w:rPr>
+        <w:t>Commence par réfléchir à l'expérience que tu aimerais réaliser pour suivre la fonte des glaçons et à la grandeur que tu aimerais mesurer au cours du temps.</w:t>
+      </w:r>
+    </w:p>
+    <w:p>
+      <w:pPr>
+        <w:numPr>
+          <w:ilvl w:val="0"/>
+          <w:numId w:val="5"/>
+        </w:numPr>
+        <w:spacing w:before="100" w:beforeAutospacing="1" w:after="100" w:afterAutospacing="1" w:line="276" w:lineRule="auto"/>
+        <w:rPr>
+          <w:rFonts w:asciiTheme="minorHAnsi" w:hAnsiTheme="minorHAnsi" w:cstheme="minorHAnsi"/>
+        </w:rPr>
+      </w:pPr>
+      <w:r>
+        <w:rPr>
+          <w:rFonts w:asciiTheme="minorHAnsi" w:hAnsiTheme="minorHAnsi" w:cstheme="minorHAnsi"/>
+        </w:rPr>
+        <w:t>Cela fait, identifie le matériel dont tu as besoin et soumets ta liste au professeur pour validation.</w:t>
+      </w:r>
+    </w:p>
+    <w:p>
+      <w:pPr>
+        <w:numPr>
+          <w:ilvl w:val="0"/>
+          <w:numId w:val="5"/>
+        </w:numPr>
+        <w:spacing w:before="100" w:beforeAutospacing="1" w:after="100" w:afterAutospacing="1" w:line="276" w:lineRule="auto"/>
+        <w:rPr>
+          <w:rFonts w:asciiTheme="minorHAnsi" w:hAnsiTheme="minorHAnsi" w:cstheme="minorHAnsi"/>
+        </w:rPr>
+      </w:pPr>
+      <w:r>
+        <w:rPr>
+          <w:rFonts w:asciiTheme="minorHAnsi" w:hAnsiTheme="minorHAnsi" w:cstheme="minorHAnsi"/>
+        </w:rPr>
+        <w:t>Maintenant, identifie les étapes à suivre et note-les sur ta feuille en les numérotant.</w:t>
+      </w:r>
+    </w:p>
+    <w:p>
+      <w:pPr>
+        <w:numPr>
+          <w:ilvl w:val="0"/>
+          <w:numId w:val="5"/>
+        </w:numPr>
+        <w:spacing w:before="100" w:beforeAutospacing="1" w:after="100" w:afterAutospacing="1" w:line="276" w:lineRule="auto"/>
+        <w:rPr>
+          <w:rFonts w:asciiTheme="minorHAnsi" w:hAnsiTheme="minorHAnsi" w:cstheme="minorHAnsi"/>
+        </w:rPr>
+      </w:pPr>
+      <w:r>
+        <w:rPr>
+          <w:rFonts w:asciiTheme="minorHAnsi" w:hAnsiTheme="minorHAnsi" w:cstheme="minorHAnsi"/>
+        </w:rPr>
+        <w:t>Fais valider ton protocole par le professeur avant de commencer les manipulations.</w:t>
+      </w:r>
+    </w:p>
+    <w:p>
+      <w:pPr>
+        <w:spacing w:before="100" w:beforeAutospacing="1" w:after="100" w:afterAutospacing="1" w:line="276" w:lineRule="auto"/>
+        <w:ind w:left="360"/>
+        <w:rPr>
+          <w:rFonts w:asciiTheme="minorHAnsi" w:hAnsiTheme="minorHAnsi" w:cstheme="minorHAnsi"/>
+        </w:rPr>
+      </w:pPr>
+      <w:r>
+        <w:rPr>
+          <w:rFonts w:asciiTheme="minorHAnsi" w:hAnsiTheme="minorHAnsi" w:cstheme="minorHAnsi"/>
+        </w:rPr>
+        <w:t xml:space="preserve">2. </w:t>
+      </w:r>
+      <w:r>
+        <w:rPr>
+          <w:rFonts w:asciiTheme="minorHAnsi" w:hAnsiTheme="minorHAnsi" w:cstheme="minorHAnsi"/>
+        </w:rPr>
+        <w:tab/>
+      </w:r>
+      <w:r>
+        <w:rPr>
+          <w:rFonts w:asciiTheme="minorHAnsi" w:hAnsiTheme="minorHAnsi" w:cstheme="minorHAnsi"/>
+        </w:rPr>
+        <w:t>Construis un tableau pour noter tes mesures. Tu dois relever au moins 8 mesures. Pense à bien noter les unités.</w:t>
+      </w:r>
+    </w:p>
+    <w:p>
+      <w:pPr>
+        <w:spacing w:before="100" w:beforeAutospacing="1" w:after="100" w:afterAutospacing="1" w:line="276" w:lineRule="auto"/>
+        <w:ind w:firstLine="360"/>
+        <w:rPr>
+          <w:rFonts w:asciiTheme="minorHAnsi" w:hAnsiTheme="minorHAnsi" w:cstheme="minorHAnsi"/>
+        </w:rPr>
+      </w:pPr>
+      <w:r>
+        <w:rPr>
+          <w:rFonts w:asciiTheme="minorHAnsi" w:hAnsiTheme="minorHAnsi" w:cstheme="minorHAnsi"/>
+        </w:rPr>
+        <w:t xml:space="preserve">3. </w:t>
+      </w:r>
+      <w:r>
+        <w:rPr>
+          <w:rFonts w:asciiTheme="minorHAnsi" w:hAnsiTheme="minorHAnsi" w:cstheme="minorHAnsi"/>
+        </w:rPr>
+        <w:tab/>
+      </w:r>
+      <w:r>
+        <w:rPr>
+          <w:rFonts w:asciiTheme="minorHAnsi" w:hAnsiTheme="minorHAnsi" w:cstheme="minorHAnsi"/>
+        </w:rPr>
+        <w:t>À partir de tes mesures, trace un graphique sur le papier quadrillé fourni.</w:t>
+      </w:r>
+    </w:p>
+    <w:p>
+      <w:pPr>
+        <w:numPr>
+          <w:ilvl w:val="0"/>
+          <w:numId w:val="6"/>
+        </w:numPr>
+        <w:tabs>
+          <w:tab w:val="num" w:pos="720"/>
+        </w:tabs>
+        <w:spacing w:before="100" w:beforeAutospacing="1" w:after="100" w:afterAutospacing="1" w:line="276" w:lineRule="auto"/>
+        <w:rPr>
+          <w:rFonts w:asciiTheme="minorHAnsi" w:hAnsiTheme="minorHAnsi" w:cstheme="minorHAnsi"/>
+        </w:rPr>
+      </w:pPr>
+      <w:r>
+        <w:rPr>
+          <w:rFonts w:asciiTheme="minorHAnsi" w:hAnsiTheme="minorHAnsi" w:cstheme="minorHAnsi"/>
+        </w:rPr>
+        <w:t>Place en abscisse et en ordonnée les deux grandeurs que tu as choisies à l'étape 1.</w:t>
+      </w:r>
+    </w:p>
+    <w:p>
+      <w:pPr>
+        <w:numPr>
+          <w:ilvl w:val="0"/>
+          <w:numId w:val="6"/>
+        </w:numPr>
+        <w:tabs>
+          <w:tab w:val="num" w:pos="720"/>
+        </w:tabs>
+        <w:spacing w:before="100" w:beforeAutospacing="1" w:after="100" w:afterAutospacing="1" w:line="276" w:lineRule="auto"/>
+        <w:rPr>
+          <w:rFonts w:asciiTheme="minorHAnsi" w:hAnsiTheme="minorHAnsi" w:cstheme="minorHAnsi"/>
+        </w:rPr>
+      </w:pPr>
+      <w:r>
+        <w:rPr>
+          <w:rFonts w:asciiTheme="minorHAnsi" w:hAnsiTheme="minorHAnsi" w:cstheme="minorHAnsi"/>
+        </w:rPr>
+        <w:t>Indique le nom de chaque grandeur et son unité sur les axes, puis choisis une échelle adaptée.</w:t>
+      </w:r>
+    </w:p>
+    <w:p>
+      <w:pPr>
+        <w:numPr>
+          <w:ilvl w:val="0"/>
+          <w:numId w:val="6"/>
+        </w:numPr>
+        <w:tabs>
+          <w:tab w:val="num" w:pos="720"/>
+        </w:tabs>
+        <w:spacing w:before="100" w:beforeAutospacing="1" w:after="100" w:afterAutospacing="1" w:line="276" w:lineRule="auto"/>
+        <w:rPr>
+          <w:rFonts w:asciiTheme="minorHAnsi" w:hAnsiTheme="minorHAnsi" w:cstheme="minorHAnsi"/>
+        </w:rPr>
+      </w:pPr>
+      <w:r>
+        <w:rPr>
+          <w:rFonts w:asciiTheme="minorHAnsi" w:hAnsiTheme="minorHAnsi" w:cstheme="minorHAnsi"/>
+        </w:rPr>
+        <w:t>Place tes points et relie-les.</w:t>
+      </w:r>
+    </w:p>
+    <w:p>
+      <w:pPr>
+        <w:spacing w:before="100" w:beforeAutospacing="1" w:after="100" w:afterAutospacing="1" w:line="276" w:lineRule="auto"/>
+        <w:ind w:firstLine="360"/>
+        <w:rPr>
+          <w:rFonts w:asciiTheme="minorHAnsi" w:hAnsiTheme="minorHAnsi" w:cstheme="minorHAnsi"/>
+        </w:rPr>
+      </w:pPr>
+      <w:r>
+        <w:rPr>
+          <w:rFonts w:asciiTheme="minorHAnsi" w:hAnsiTheme="minorHAnsi" w:cstheme="minorHAnsi"/>
+        </w:rPr>
+        <w:t xml:space="preserve">4. </w:t>
+      </w:r>
+      <w:r>
+        <w:rPr>
+          <w:rFonts w:asciiTheme="minorHAnsi" w:hAnsiTheme="minorHAnsi" w:cstheme="minorHAnsi"/>
+        </w:rPr>
+        <w:tab/>
+      </w:r>
+      <w:r>
         <w:rPr>
           <w:rFonts w:asciiTheme="minorHAnsi" w:hAnsiTheme="minorHAnsi" w:cstheme="minorHAnsi"/>
           <w:b/>
@@ -445,309 +837,10 @@
           <w:i/>
           <w:iCs/>
           <w:color w:val="0070C0"/>
-          <w:sz w:val="11"/>
-          <w:szCs w:val="11"/>
           <w:u w:val="single"/>
         </w:rPr>
-      </w:pPr>
-    </w:p>
-    <w:p>
-      <w:pPr>
-        <w:pStyle w:val="Paragraphedeliste"/>
-        <w:numPr>
-          <w:ilvl w:val="0"/>
-          <w:numId w:val="2"/>
-        </w:numPr>
-        <w:jc w:val="both"/>
-        <w:rPr>
-          <w:rFonts w:asciiTheme="minorHAnsi" w:hAnsiTheme="minorHAnsi" w:cstheme="minorHAnsi"/>
-          <w:sz w:val="24"/>
-          <w:szCs w:val="24"/>
-        </w:rPr>
-      </w:pPr>
-      <w:r>
-        <w:rPr>
-          <w:rFonts w:asciiTheme="minorHAnsi" w:hAnsiTheme="minorHAnsi" w:cstheme="minorHAnsi"/>
-          <w:sz w:val="24"/>
-          <w:szCs w:val="24"/>
-        </w:rPr>
-        <w:t>Propose un protocole</w:t>
+        <w:t>Synthèse</w:t>
       </w:r>
-      <w:r>
-        <w:rPr>
-          <w:rFonts w:asciiTheme="minorHAnsi" w:hAnsiTheme="minorHAnsi" w:cstheme="minorHAnsi"/>
-          <w:sz w:val="24"/>
-          <w:szCs w:val="24"/>
-        </w:rPr>
-        <w:t xml:space="preserve"> expérimental</w:t>
-      </w:r>
-      <w:r>
-        <w:rPr>
-          <w:rFonts w:asciiTheme="minorHAnsi" w:hAnsiTheme="minorHAnsi" w:cstheme="minorHAnsi"/>
-          <w:sz w:val="24"/>
-          <w:szCs w:val="24"/>
-        </w:rPr>
-        <w:t xml:space="preserve"> permettant de répondre à la question </w:t>
-      </w:r>
-      <w:r>
-        <w:rPr>
-          <w:rFonts w:asciiTheme="minorHAnsi" w:hAnsiTheme="minorHAnsi" w:cstheme="minorHAnsi"/>
-          <w:sz w:val="24"/>
-          <w:szCs w:val="24"/>
-        </w:rPr>
-        <w:t>posée</w:t>
-      </w:r>
-      <w:r>
-        <w:rPr>
-          <w:rFonts w:asciiTheme="minorHAnsi" w:hAnsiTheme="minorHAnsi" w:cstheme="minorHAnsi"/>
-          <w:sz w:val="24"/>
-          <w:szCs w:val="24"/>
-        </w:rPr>
-        <w:t>.</w:t>
-      </w:r>
-    </w:p>
-    <w:p>
-      <w:pPr>
-        <w:pStyle w:val="Paragraphedeliste"/>
-        <w:jc w:val="both"/>
-        <w:rPr>
-          <w:rFonts w:asciiTheme="minorHAnsi" w:hAnsiTheme="minorHAnsi" w:cstheme="minorHAnsi"/>
-          <w:sz w:val="11"/>
-          <w:szCs w:val="11"/>
-        </w:rPr>
-      </w:pPr>
-    </w:p>
-    <w:p>
-      <w:pPr>
-        <w:pStyle w:val="Paragraphedeliste"/>
-        <w:numPr>
-          <w:ilvl w:val="0"/>
-          <w:numId w:val="3"/>
-        </w:numPr>
-        <w:jc w:val="both"/>
-        <w:rPr>
-          <w:rFonts w:asciiTheme="minorHAnsi" w:hAnsiTheme="minorHAnsi" w:cstheme="minorHAnsi"/>
-          <w:sz w:val="24"/>
-          <w:szCs w:val="24"/>
-        </w:rPr>
-      </w:pPr>
-      <w:r>
-        <w:rPr>
-          <w:rFonts w:asciiTheme="minorHAnsi" w:hAnsiTheme="minorHAnsi" w:cstheme="minorHAnsi"/>
-          <w:sz w:val="24"/>
-          <w:szCs w:val="24"/>
-        </w:rPr>
-        <w:t>Commence par réfléchir à l’expérience que tu aimerais réaliser et à la grandeur que tu aimerais mesurer.</w:t>
-      </w:r>
-    </w:p>
-    <w:p>
-      <w:pPr>
-        <w:pStyle w:val="Paragraphedeliste"/>
-        <w:numPr>
-          <w:ilvl w:val="0"/>
-          <w:numId w:val="3"/>
-        </w:numPr>
-        <w:jc w:val="both"/>
-        <w:rPr>
-          <w:rFonts w:asciiTheme="minorHAnsi" w:hAnsiTheme="minorHAnsi" w:cstheme="minorHAnsi"/>
-          <w:sz w:val="24"/>
-          <w:szCs w:val="24"/>
-        </w:rPr>
-      </w:pPr>
-      <w:r>
-        <w:rPr>
-          <w:rFonts w:asciiTheme="minorHAnsi" w:hAnsiTheme="minorHAnsi" w:cstheme="minorHAnsi"/>
-          <w:sz w:val="24"/>
-          <w:szCs w:val="24"/>
-        </w:rPr>
-        <w:t xml:space="preserve">Cela fait, identifie le matériel dont tu as besoin et </w:t>
-      </w:r>
-      <w:r>
-        <w:rPr>
-          <w:rFonts w:asciiTheme="minorHAnsi" w:hAnsiTheme="minorHAnsi" w:cstheme="minorHAnsi"/>
-          <w:sz w:val="24"/>
-          <w:szCs w:val="24"/>
-        </w:rPr>
-        <w:t>soumets ta liste</w:t>
-      </w:r>
-      <w:r>
-        <w:rPr>
-          <w:rFonts w:asciiTheme="minorHAnsi" w:hAnsiTheme="minorHAnsi" w:cstheme="minorHAnsi"/>
-          <w:sz w:val="24"/>
-          <w:szCs w:val="24"/>
-        </w:rPr>
-        <w:t xml:space="preserve"> </w:t>
-      </w:r>
-      <w:r>
-        <w:rPr>
-          <w:rFonts w:asciiTheme="minorHAnsi" w:hAnsiTheme="minorHAnsi" w:cstheme="minorHAnsi"/>
-          <w:sz w:val="24"/>
-          <w:szCs w:val="24"/>
-        </w:rPr>
-        <w:t>au professeur pour validation.</w:t>
-      </w:r>
-    </w:p>
-    <w:p>
-      <w:pPr>
-        <w:pStyle w:val="Paragraphedeliste"/>
-        <w:numPr>
-          <w:ilvl w:val="0"/>
-          <w:numId w:val="3"/>
-        </w:numPr>
-        <w:jc w:val="both"/>
-        <w:rPr>
-          <w:rFonts w:asciiTheme="minorHAnsi" w:hAnsiTheme="minorHAnsi" w:cstheme="minorHAnsi"/>
-          <w:sz w:val="24"/>
-          <w:szCs w:val="24"/>
-        </w:rPr>
-      </w:pPr>
-      <w:r>
-        <w:rPr>
-          <w:rFonts w:asciiTheme="minorHAnsi" w:hAnsiTheme="minorHAnsi" w:cstheme="minorHAnsi"/>
-          <w:sz w:val="24"/>
-          <w:szCs w:val="24"/>
-        </w:rPr>
-        <w:t xml:space="preserve">Maintenant, identifie les étapes à suivre et </w:t>
-      </w:r>
-      <w:r>
-        <w:rPr>
-          <w:rFonts w:asciiTheme="minorHAnsi" w:hAnsiTheme="minorHAnsi" w:cstheme="minorHAnsi"/>
-          <w:sz w:val="24"/>
-          <w:szCs w:val="24"/>
-        </w:rPr>
-        <w:t>note-les dans t</w:t>
-      </w:r>
-      <w:r>
-        <w:rPr>
-          <w:rFonts w:asciiTheme="minorHAnsi" w:hAnsiTheme="minorHAnsi" w:cstheme="minorHAnsi"/>
-          <w:sz w:val="24"/>
-          <w:szCs w:val="24"/>
-        </w:rPr>
-        <w:t xml:space="preserve">a feuille </w:t>
-      </w:r>
-      <w:r>
-        <w:rPr>
-          <w:rFonts w:asciiTheme="minorHAnsi" w:hAnsiTheme="minorHAnsi" w:cstheme="minorHAnsi"/>
-          <w:sz w:val="24"/>
-          <w:szCs w:val="24"/>
-        </w:rPr>
-        <w:t xml:space="preserve">en les numérotant. </w:t>
-      </w:r>
-    </w:p>
-    <w:p>
-      <w:pPr>
-        <w:pStyle w:val="Paragraphedeliste"/>
-        <w:numPr>
-          <w:ilvl w:val="0"/>
-          <w:numId w:val="3"/>
-        </w:numPr>
-        <w:jc w:val="both"/>
-        <w:rPr>
-          <w:rFonts w:asciiTheme="minorHAnsi" w:hAnsiTheme="minorHAnsi" w:cstheme="minorHAnsi"/>
-          <w:sz w:val="24"/>
-          <w:szCs w:val="24"/>
-        </w:rPr>
-      </w:pPr>
-      <w:r>
-        <w:rPr>
-          <w:rFonts w:asciiTheme="minorHAnsi" w:hAnsiTheme="minorHAnsi" w:cstheme="minorHAnsi"/>
-          <w:sz w:val="24"/>
-          <w:szCs w:val="24"/>
-        </w:rPr>
-        <w:t>Fais valider ton protocole par le professeur avant de commencer les manipulations</w:t>
-      </w:r>
-      <w:r>
-        <w:rPr>
-          <w:rFonts w:asciiTheme="minorHAnsi" w:hAnsiTheme="minorHAnsi" w:cstheme="minorHAnsi"/>
-          <w:sz w:val="24"/>
-          <w:szCs w:val="24"/>
-        </w:rPr>
-        <w:t>.</w:t>
-      </w:r>
-    </w:p>
-    <w:p>
-      <w:pPr>
-        <w:pStyle w:val="Paragraphedeliste"/>
-        <w:jc w:val="both"/>
-        <w:rPr>
-          <w:rFonts w:asciiTheme="minorHAnsi" w:hAnsiTheme="minorHAnsi" w:cstheme="minorHAnsi"/>
-          <w:sz w:val="24"/>
-          <w:szCs w:val="24"/>
-        </w:rPr>
-      </w:pPr>
-    </w:p>
-    <w:p>
-      <w:pPr>
-        <w:pStyle w:val="Paragraphedeliste"/>
-        <w:numPr>
-          <w:ilvl w:val="0"/>
-          <w:numId w:val="2"/>
-        </w:numPr>
-        <w:jc w:val="both"/>
-        <w:rPr>
-          <w:rFonts w:asciiTheme="minorHAnsi" w:hAnsiTheme="minorHAnsi" w:cstheme="minorHAnsi"/>
-          <w:sz w:val="24"/>
-          <w:szCs w:val="24"/>
-        </w:rPr>
-      </w:pPr>
-      <w:r>
-        <w:rPr>
-          <w:rFonts w:asciiTheme="minorHAnsi" w:hAnsiTheme="minorHAnsi" w:cstheme="minorHAnsi"/>
-          <w:sz w:val="24"/>
-          <w:szCs w:val="24"/>
-        </w:rPr>
-        <w:t xml:space="preserve">Construis un tableau pour noter tes mesures : tu dois relever au moins </w:t>
-      </w:r>
-      <w:r>
-        <w:rPr>
-          <w:rFonts w:asciiTheme="minorHAnsi" w:hAnsiTheme="minorHAnsi" w:cstheme="minorHAnsi"/>
-          <w:sz w:val="24"/>
-          <w:szCs w:val="24"/>
-        </w:rPr>
-        <w:t>8</w:t>
-      </w:r>
-      <w:r>
-        <w:rPr>
-          <w:rFonts w:asciiTheme="minorHAnsi" w:hAnsiTheme="minorHAnsi" w:cstheme="minorHAnsi"/>
-          <w:sz w:val="24"/>
-          <w:szCs w:val="24"/>
-        </w:rPr>
-        <w:t xml:space="preserve"> mesures. </w:t>
-      </w:r>
-      <w:r>
-        <w:rPr>
-          <w:rFonts w:asciiTheme="minorHAnsi" w:hAnsiTheme="minorHAnsi" w:cstheme="minorHAnsi"/>
-          <w:sz w:val="24"/>
-          <w:szCs w:val="24"/>
-        </w:rPr>
-        <w:t>Pense à bien noter les unités.</w:t>
-      </w:r>
-    </w:p>
-    <w:p>
-      <w:pPr>
-        <w:pStyle w:val="Paragraphedeliste"/>
-        <w:jc w:val="both"/>
-        <w:rPr>
-          <w:rFonts w:asciiTheme="minorHAnsi" w:hAnsiTheme="minorHAnsi" w:cstheme="minorHAnsi"/>
-          <w:sz w:val="24"/>
-          <w:szCs w:val="24"/>
-        </w:rPr>
-      </w:pPr>
-    </w:p>
-    <w:p>
-      <w:pPr>
-        <w:pStyle w:val="Paragraphedeliste"/>
-        <w:numPr>
-          <w:ilvl w:val="0"/>
-          <w:numId w:val="2"/>
-        </w:numPr>
-        <w:jc w:val="both"/>
-        <w:rPr>
-          <w:rFonts w:asciiTheme="minorHAnsi" w:hAnsiTheme="minorHAnsi" w:cstheme="minorHAnsi"/>
-          <w:sz w:val="24"/>
-          <w:szCs w:val="24"/>
-        </w:rPr>
-      </w:pPr>
       <w:r>
         <w:rPr>
           <w:rFonts w:asciiTheme="minorHAnsi" w:hAnsiTheme="minorHAnsi" w:cstheme="minorHAnsi"/>
@@ -756,63 +849,20 @@
           <w:i/>
           <w:iCs/>
           <w:color w:val="0070C0"/>
-          <w:sz w:val="24"/>
-          <w:szCs w:val="24"/>
           <w:u w:val="single"/>
         </w:rPr>
-        <w:t>Synthèse :</w:t>
+        <w:t> :</w:t>
       </w:r>
       <w:r>
         <w:rPr>
           <w:rFonts w:asciiTheme="minorHAnsi" w:hAnsiTheme="minorHAnsi" w:cstheme="minorHAnsi"/>
-          <w:sz w:val="24"/>
-          <w:szCs w:val="24"/>
-        </w:rPr>
-        <w:t xml:space="preserve"> </w:t>
-      </w:r>
-      <w:r>
-        <w:rPr>
-          <w:rFonts w:asciiTheme="minorHAnsi" w:hAnsiTheme="minorHAnsi" w:cstheme="minorHAnsi"/>
-          <w:sz w:val="24"/>
-          <w:szCs w:val="24"/>
-        </w:rPr>
-        <w:t>Interprète</w:t>
-      </w:r>
-      <w:r>
-        <w:rPr>
-          <w:rFonts w:asciiTheme="minorHAnsi" w:hAnsiTheme="minorHAnsi" w:cstheme="minorHAnsi"/>
-          <w:sz w:val="24"/>
-          <w:szCs w:val="24"/>
-        </w:rPr>
-        <w:t xml:space="preserve"> tes mesures et </w:t>
-      </w:r>
-      <w:r>
-        <w:rPr>
-          <w:rFonts w:asciiTheme="minorHAnsi" w:hAnsiTheme="minorHAnsi" w:cstheme="minorHAnsi"/>
-          <w:sz w:val="24"/>
-          <w:szCs w:val="24"/>
-        </w:rPr>
-        <w:t>rédige quelques phrases pour répondre à la question de</w:t>
-      </w:r>
-      <w:r>
-        <w:rPr>
-          <w:rFonts w:asciiTheme="minorHAnsi" w:hAnsiTheme="minorHAnsi" w:cstheme="minorHAnsi"/>
-          <w:sz w:val="24"/>
-          <w:szCs w:val="24"/>
-        </w:rPr>
-        <w:t xml:space="preserve"> départ</w:t>
-      </w:r>
-      <w:r>
-        <w:rPr>
-          <w:rFonts w:asciiTheme="minorHAnsi" w:hAnsiTheme="minorHAnsi" w:cstheme="minorHAnsi"/>
-          <w:sz w:val="24"/>
-          <w:szCs w:val="24"/>
-        </w:rPr>
-        <w:t>.</w:t>
+        </w:rPr>
+        <w:t xml:space="preserve"> Interprète ton graphique et rédige quelques phrases pour répondre à la question de départ.</w:t>
       </w:r>
     </w:p>
     <w:p>
       <w:pPr>
+        <w:spacing w:line="276" w:lineRule="auto"/>
         <w:ind w:left="360"/>
         <w:rPr>
           <w:rFonts w:asciiTheme="minorHAnsi" w:hAnsiTheme="minorHAnsi" w:cstheme="minorHAnsi"/>
@@ -1559,6 +1609,304 @@
     </w:lvl>
   </w:abstractNum>
   <w:abstractNum w:abstractNumId="5" w15:restartNumberingAfterBreak="0">
+    <w:nsid w:val="17AE2D80"/>
+    <w:multiLevelType w:val="multilevel"/>
+    <w:tmpl w:val="6B52B0F0"/>
+    <w:lvl w:ilvl="0">
+      <w:start w:val="1"/>
+      <w:numFmt w:val="bullet"/>
+      <w:lvlText w:val=""/>
+      <w:lvlJc w:val="left"/>
+      <w:pPr>
+        <w:tabs>
+          <w:tab w:val="num" w:pos="1440"/>
+        </w:tabs>
+        <w:ind w:left="1440" w:hanging="360"/>
+      </w:pPr>
+      <w:rPr>
+        <w:rFonts w:ascii="Symbol" w:hAnsi="Symbol" w:hint="default"/>
+        <w:sz w:val="20"/>
+      </w:rPr>
+    </w:lvl>
+    <w:lvl w:ilvl="1" w:tentative="1">
+      <w:start w:val="1"/>
+      <w:numFmt w:val="bullet"/>
+      <w:lvlText w:val="o"/>
+      <w:lvlJc w:val="left"/>
+      <w:pPr>
+        <w:tabs>
+          <w:tab w:val="num" w:pos="2160"/>
+        </w:tabs>
+        <w:ind w:left="2160" w:hanging="360"/>
+      </w:pPr>
+      <w:rPr>
+        <w:rFonts w:ascii="Courier New" w:hAnsi="Courier New" w:hint="default"/>
+        <w:sz w:val="20"/>
+      </w:rPr>
+    </w:lvl>
+    <w:lvl w:ilvl="2" w:tentative="1">
+      <w:start w:val="1"/>
+      <w:numFmt w:val="bullet"/>
+      <w:lvlText w:val=""/>
+      <w:lvlJc w:val="left"/>
+      <w:pPr>
+        <w:tabs>
+          <w:tab w:val="num" w:pos="2880"/>
+        </w:tabs>
+        <w:ind w:left="2880" w:hanging="360"/>
+      </w:pPr>
+      <w:rPr>
+        <w:rFonts w:ascii="Wingdings" w:hAnsi="Wingdings" w:hint="default"/>
+        <w:sz w:val="20"/>
+      </w:rPr>
+    </w:lvl>
+    <w:lvl w:ilvl="3" w:tentative="1">
+      <w:start w:val="1"/>
+      <w:numFmt w:val="bullet"/>
+      <w:lvlText w:val=""/>
+      <w:lvlJc w:val="left"/>
+      <w:pPr>
+        <w:tabs>
+          <w:tab w:val="num" w:pos="3600"/>
+        </w:tabs>
+        <w:ind w:left="3600" w:hanging="360"/>
+      </w:pPr>
+      <w:rPr>
+        <w:rFonts w:ascii="Wingdings" w:hAnsi="Wingdings" w:hint="default"/>
+        <w:sz w:val="20"/>
+      </w:rPr>
+    </w:lvl>
+    <w:lvl w:ilvl="4" w:tentative="1">
+      <w:start w:val="1"/>
+      <w:numFmt w:val="bullet"/>
+      <w:lvlText w:val=""/>
+      <w:lvlJc w:val="left"/>
+      <w:pPr>
+        <w:tabs>
+          <w:tab w:val="num" w:pos="4320"/>
+        </w:tabs>
+        <w:ind w:left="4320" w:hanging="360"/>
+      </w:pPr>
+      <w:rPr>
+        <w:rFonts w:ascii="Wingdings" w:hAnsi="Wingdings" w:hint="default"/>
+        <w:sz w:val="20"/>
+      </w:rPr>
+    </w:lvl>
+    <w:lvl w:ilvl="5" w:tentative="1">
+      <w:start w:val="1"/>
+      <w:numFmt w:val="bullet"/>
+      <w:lvlText w:val=""/>
+      <w:lvlJc w:val="left"/>
+      <w:pPr>
+        <w:tabs>
+          <w:tab w:val="num" w:pos="5040"/>
+        </w:tabs>
+        <w:ind w:left="5040" w:hanging="360"/>
+      </w:pPr>
+      <w:rPr>
+        <w:rFonts w:ascii="Wingdings" w:hAnsi="Wingdings" w:hint="default"/>
+        <w:sz w:val="20"/>
+      </w:rPr>
+    </w:lvl>
+    <w:lvl w:ilvl="6" w:tentative="1">
+      <w:start w:val="1"/>
+      <w:numFmt w:val="bullet"/>
+      <w:lvlText w:val=""/>
+      <w:lvlJc w:val="left"/>
+      <w:pPr>
+        <w:tabs>
+          <w:tab w:val="num" w:pos="5760"/>
+        </w:tabs>
+        <w:ind w:left="5760" w:hanging="360"/>
+      </w:pPr>
+      <w:rPr>
+        <w:rFonts w:ascii="Wingdings" w:hAnsi="Wingdings" w:hint="default"/>
+        <w:sz w:val="20"/>
+      </w:rPr>
+    </w:lvl>
+    <w:lvl w:ilvl="7" w:tentative="1">
+      <w:start w:val="1"/>
+      <w:numFmt w:val="bullet"/>
+      <w:lvlText w:val=""/>
+      <w:lvlJc w:val="left"/>
+      <w:pPr>
+        <w:tabs>
+          <w:tab w:val="num" w:pos="6480"/>
+        </w:tabs>
+        <w:ind w:left="6480" w:hanging="360"/>
+      </w:pPr>
+      <w:rPr>
+        <w:rFonts w:ascii="Wingdings" w:hAnsi="Wingdings" w:hint="default"/>
+        <w:sz w:val="20"/>
+      </w:rPr>
+    </w:lvl>
+    <w:lvl w:ilvl="8" w:tentative="1">
+      <w:start w:val="1"/>
+      <w:numFmt w:val="bullet"/>
+      <w:lvlText w:val=""/>
+      <w:lvlJc w:val="left"/>
+      <w:pPr>
+        <w:tabs>
+          <w:tab w:val="num" w:pos="7200"/>
+        </w:tabs>
+        <w:ind w:left="7200" w:hanging="360"/>
+      </w:pPr>
+      <w:rPr>
+        <w:rFonts w:ascii="Wingdings" w:hAnsi="Wingdings" w:hint="default"/>
+        <w:sz w:val="20"/>
+      </w:rPr>
+    </w:lvl>
+  </w:abstractNum>
+  <w:abstractNum w:abstractNumId="6" w15:restartNumberingAfterBreak="0">
+    <w:nsid w:val="36F63DEA"/>
+    <w:multiLevelType w:val="multilevel"/>
+    <w:tmpl w:val="CFFC773C"/>
+    <w:lvl w:ilvl="0">
+      <w:start w:val="1"/>
+      <w:numFmt w:val="bullet"/>
+      <w:lvlText w:val=""/>
+      <w:lvlJc w:val="left"/>
+      <w:pPr>
+        <w:tabs>
+          <w:tab w:val="num" w:pos="1440"/>
+        </w:tabs>
+        <w:ind w:left="1440" w:hanging="360"/>
+      </w:pPr>
+      <w:rPr>
+        <w:rFonts w:ascii="Symbol" w:hAnsi="Symbol" w:hint="default"/>
+        <w:sz w:val="20"/>
+      </w:rPr>
+    </w:lvl>
+    <w:lvl w:ilvl="1" w:tentative="1">
+      <w:start w:val="1"/>
+      <w:numFmt w:val="bullet"/>
+      <w:lvlText w:val="o"/>
+      <w:lvlJc w:val="left"/>
+      <w:pPr>
+        <w:tabs>
+          <w:tab w:val="num" w:pos="2160"/>
+        </w:tabs>
+        <w:ind w:left="2160" w:hanging="360"/>
+      </w:pPr>
+      <w:rPr>
+        <w:rFonts w:ascii="Courier New" w:hAnsi="Courier New" w:hint="default"/>
+        <w:sz w:val="20"/>
+      </w:rPr>
+    </w:lvl>
+    <w:lvl w:ilvl="2" w:tentative="1">
+      <w:start w:val="1"/>
+      <w:numFmt w:val="bullet"/>
+      <w:lvlText w:val=""/>
+      <w:lvlJc w:val="left"/>
+      <w:pPr>
+        <w:tabs>
+          <w:tab w:val="num" w:pos="2880"/>
+        </w:tabs>
+        <w:ind w:left="2880" w:hanging="360"/>
+      </w:pPr>
+      <w:rPr>
+        <w:rFonts w:ascii="Wingdings" w:hAnsi="Wingdings" w:hint="default"/>
+        <w:sz w:val="20"/>
+      </w:rPr>
+    </w:lvl>
+    <w:lvl w:ilvl="3" w:tentative="1">
+      <w:start w:val="1"/>
+      <w:numFmt w:val="bullet"/>
+      <w:lvlText w:val=""/>
+      <w:lvlJc w:val="left"/>
+      <w:pPr>
+        <w:tabs>
+          <w:tab w:val="num" w:pos="3600"/>
+        </w:tabs>
+        <w:ind w:left="3600" w:hanging="360"/>
+      </w:pPr>
+      <w:rPr>
+        <w:rFonts w:ascii="Wingdings" w:hAnsi="Wingdings" w:hint="default"/>
+        <w:sz w:val="20"/>
+      </w:rPr>
+    </w:lvl>
+    <w:lvl w:ilvl="4" w:tentative="1">
+      <w:start w:val="1"/>
+      <w:numFmt w:val="bullet"/>
+      <w:lvlText w:val=""/>
+      <w:lvlJc w:val="left"/>
+      <w:pPr>
+        <w:tabs>
+          <w:tab w:val="num" w:pos="4320"/>
+        </w:tabs>
+        <w:ind w:left="4320" w:hanging="360"/>
+      </w:pPr>
+      <w:rPr>
+        <w:rFonts w:ascii="Wingdings" w:hAnsi="Wingdings" w:hint="default"/>
+        <w:sz w:val="20"/>
+      </w:rPr>
+    </w:lvl>
+    <w:lvl w:ilvl="5" w:tentative="1">
+      <w:start w:val="1"/>
+      <w:numFmt w:val="bullet"/>
+      <w:lvlText w:val=""/>
+      <w:lvlJc w:val="left"/>
+      <w:pPr>
+        <w:tabs>
+          <w:tab w:val="num" w:pos="5040"/>
+        </w:tabs>
+        <w:ind w:left="5040" w:hanging="360"/>
+      </w:pPr>
+      <w:rPr>
+        <w:rFonts w:ascii="Wingdings" w:hAnsi="Wingdings" w:hint="default"/>
+        <w:sz w:val="20"/>
+      </w:rPr>
+    </w:lvl>
+    <w:lvl w:ilvl="6" w:tentative="1">
+      <w:start w:val="1"/>
+      <w:numFmt w:val="bullet"/>
+      <w:lvlText w:val=""/>
+      <w:lvlJc w:val="left"/>
+      <w:pPr>
+        <w:tabs>
+          <w:tab w:val="num" w:pos="5760"/>
+        </w:tabs>
+        <w:ind w:left="5760" w:hanging="360"/>
+      </w:pPr>
+      <w:rPr>
+        <w:rFonts w:ascii="Wingdings" w:hAnsi="Wingdings" w:hint="default"/>
+        <w:sz w:val="20"/>
+      </w:rPr>
+    </w:lvl>
+    <w:lvl w:ilvl="7" w:tentative="1">
+      <w:start w:val="1"/>
+      <w:numFmt w:val="bullet"/>
+      <w:lvlText w:val=""/>
+      <w:lvlJc w:val="left"/>
+      <w:pPr>
+        <w:tabs>
+          <w:tab w:val="num" w:pos="6480"/>
+        </w:tabs>
+        <w:ind w:left="6480" w:hanging="360"/>
+      </w:pPr>
+      <w:rPr>
+        <w:rFonts w:ascii="Wingdings" w:hAnsi="Wingdings" w:hint="default"/>
+        <w:sz w:val="20"/>
+      </w:rPr>
+    </w:lvl>
+    <w:lvl w:ilvl="8" w:tentative="1">
+      <w:start w:val="1"/>
+      <w:numFmt w:val="bullet"/>
+      <w:lvlText w:val=""/>
+      <w:lvlJc w:val="left"/>
+      <w:pPr>
+        <w:tabs>
+          <w:tab w:val="num" w:pos="7200"/>
+        </w:tabs>
+        <w:ind w:left="7200" w:hanging="360"/>
+      </w:pPr>
+      <w:rPr>
+        <w:rFonts w:ascii="Wingdings" w:hAnsi="Wingdings" w:hint="default"/>
+        <w:sz w:val="20"/>
+      </w:rPr>
+    </w:lvl>
+  </w:abstractNum>
+  <w:abstractNum w:abstractNumId="7" w15:restartNumberingAfterBreak="0">
     <w:nsid w:val="3E521280"/>
     <w:multiLevelType w:val="hybridMultilevel"/>
     <w:tmpl w:val="B42C7826"/>
@@ -1671,7 +2019,7 @@
       </w:rPr>
     </w:lvl>
   </w:abstractNum>
-  <w:abstractNum w:abstractNumId="6" w15:restartNumberingAfterBreak="0">
+  <w:abstractNum w:abstractNumId="8" w15:restartNumberingAfterBreak="0">
     <w:nsid w:val="45A464E3"/>
     <w:multiLevelType w:val="multilevel"/>
     <w:tmpl w:val="658AC328"/>
@@ -1820,7 +2168,7 @@
       </w:rPr>
     </w:lvl>
   </w:abstractNum>
-  <w:abstractNum w:abstractNumId="7" w15:restartNumberingAfterBreak="0">
+  <w:abstractNum w:abstractNumId="9" w15:restartNumberingAfterBreak="0">
     <w:nsid w:val="5B7B4142"/>
     <w:multiLevelType w:val="hybridMultilevel"/>
     <w:tmpl w:val="7B423762"/>
@@ -1909,7 +2257,7 @@
       </w:pPr>
     </w:lvl>
   </w:abstractNum>
-  <w:abstractNum w:abstractNumId="8" w15:restartNumberingAfterBreak="0">
+  <w:abstractNum w:abstractNumId="10" w15:restartNumberingAfterBreak="0">
     <w:nsid w:val="61DC70D3"/>
     <w:multiLevelType w:val="hybridMultilevel"/>
     <w:tmpl w:val="7F929F0E"/>
@@ -2001,16 +2349,22 @@
     </w:lvl>
   </w:abstractNum>
   <w:num w:numId="1" w16cid:durableId="765343339">
+    <w:abstractNumId w:val="8"/>
+  </w:num>
+  <w:num w:numId="2" w16cid:durableId="1379548748">
+    <w:abstractNumId w:val="9"/>
+  </w:num>
+  <w:num w:numId="3" w16cid:durableId="266084351">
+    <w:abstractNumId w:val="7"/>
+  </w:num>
+  <w:num w:numId="4" w16cid:durableId="1492215967">
+    <w:abstractNumId w:val="10"/>
+  </w:num>
+  <w:num w:numId="5" w16cid:durableId="1838037262">
     <w:abstractNumId w:val="6"/>
   </w:num>
-  <w:num w:numId="2" w16cid:durableId="1379548748">
-    <w:abstractNumId w:val="7"/>
-  </w:num>
-  <w:num w:numId="3" w16cid:durableId="266084351">
+  <w:num w:numId="6" w16cid:durableId="694891592">
     <w:abstractNumId w:val="5"/>
-  </w:num>
-  <w:num w:numId="4" w16cid:durableId="1492215967">
-    <w:abstractNumId w:val="8"/>
   </w:num>
   <w:numIdMacAtCleanup w:val="2"/>
 </w:numbering>
@@ -2472,7 +2826,6 @@
   <w:style w:type="character" w:default="1" w:styleId="Policepardfaut">
     <w:name w:val="Default Paragraph Font"/>
     <w:uiPriority w:val="1"/>
-    <w:semiHidden/>
     <w:unhideWhenUsed/>
   </w:style>
   <w:style w:type="table" w:default="1" w:styleId="TableauNormal">
